--- a/Sprint_Planning_S1.docx
+++ b/Sprint_Planning_S1.docx
@@ -107,6 +107,7 @@
                 <w:szCs w:val="24"/>
               </w:rPr>
             </w:pPr>
+            <w:bookmarkStart w:id="0" w:name="_Hlk210257782"/>
             <w:r>
               <w:rPr>
                 <w:rFonts w:ascii="Times New Roman" w:eastAsia="Times New Roman" w:hAnsi="Times New Roman" w:cs="Times New Roman"/>
@@ -132,19 +133,11 @@
                 <w:bCs/>
                 <w:sz w:val="24"/>
                 <w:szCs w:val="24"/>
-              </w:rPr>
-            </w:pPr>
-          </w:p>
-        </w:tc>
-      </w:tr>
-      <w:tr>
-        <w:tc>
-          <w:tcPr>
-            <w:tcW w:w="4675" w:type="dxa"/>
-          </w:tcPr>
-          <w:p>
-            <w:pPr>
-              <w:spacing w:before="100" w:beforeAutospacing="1" w:after="100" w:afterAutospacing="1"/>
+                <w:lang w:val="vi-VN"/>
+              </w:rPr>
+            </w:pPr>
+            <w:bookmarkStart w:id="1" w:name="_Hlk210257795"/>
+            <w:r>
               <w:rPr>
                 <w:rFonts w:ascii="Times New Roman" w:eastAsia="Times New Roman" w:hAnsi="Times New Roman" w:cs="Times New Roman"/>
                 <w:b/>
@@ -152,7 +145,8 @@
                 <w:sz w:val="24"/>
                 <w:szCs w:val="24"/>
               </w:rPr>
-            </w:pPr>
+              <w:t>17</w:t>
+            </w:r>
             <w:r>
               <w:rPr>
                 <w:rFonts w:ascii="Times New Roman" w:eastAsia="Times New Roman" w:hAnsi="Times New Roman" w:cs="Times New Roman"/>
@@ -160,11 +154,16 @@
                 <w:bCs/>
                 <w:sz w:val="24"/>
                 <w:szCs w:val="24"/>
-              </w:rPr>
-              <w:t>Thời gian kết thúc</w:t>
-            </w:r>
-          </w:p>
-        </w:tc>
+                <w:lang w:val="vi-VN"/>
+              </w:rPr>
+              <w:t>/9/2025</w:t>
+            </w:r>
+            <w:bookmarkEnd w:id="1"/>
+          </w:p>
+        </w:tc>
+      </w:tr>
+      <w:bookmarkEnd w:id="0"/>
+      <w:tr>
         <w:tc>
           <w:tcPr>
             <w:tcW w:w="4675" w:type="dxa"/>
@@ -180,6 +179,57 @@
                 <w:szCs w:val="24"/>
               </w:rPr>
             </w:pPr>
+            <w:r>
+              <w:rPr>
+                <w:rFonts w:ascii="Times New Roman" w:eastAsia="Times New Roman" w:hAnsi="Times New Roman" w:cs="Times New Roman"/>
+                <w:b/>
+                <w:bCs/>
+                <w:sz w:val="24"/>
+                <w:szCs w:val="24"/>
+              </w:rPr>
+              <w:t>Thời gian kết thúc</w:t>
+            </w:r>
+          </w:p>
+        </w:tc>
+        <w:tc>
+          <w:tcPr>
+            <w:tcW w:w="4675" w:type="dxa"/>
+          </w:tcPr>
+          <w:p>
+            <w:pPr>
+              <w:spacing w:before="100" w:beforeAutospacing="1" w:after="100" w:afterAutospacing="1"/>
+              <w:rPr>
+                <w:rFonts w:ascii="Times New Roman" w:eastAsia="Times New Roman" w:hAnsi="Times New Roman" w:cs="Times New Roman"/>
+                <w:b/>
+                <w:bCs/>
+                <w:sz w:val="24"/>
+                <w:szCs w:val="24"/>
+                <w:lang w:val="vi-VN"/>
+              </w:rPr>
+            </w:pPr>
+            <w:bookmarkStart w:id="2" w:name="_Hlk210257809"/>
+            <w:r>
+              <w:rPr>
+                <w:rFonts w:ascii="Times New Roman" w:eastAsia="Times New Roman" w:hAnsi="Times New Roman" w:cs="Times New Roman"/>
+                <w:b/>
+                <w:bCs/>
+                <w:sz w:val="24"/>
+                <w:szCs w:val="24"/>
+              </w:rPr>
+              <w:t>30</w:t>
+            </w:r>
+            <w:r>
+              <w:rPr>
+                <w:rFonts w:ascii="Times New Roman" w:eastAsia="Times New Roman" w:hAnsi="Times New Roman" w:cs="Times New Roman"/>
+                <w:b/>
+                <w:bCs/>
+                <w:sz w:val="24"/>
+                <w:szCs w:val="24"/>
+                <w:lang w:val="vi-VN"/>
+              </w:rPr>
+              <w:t>/9/2025</w:t>
+            </w:r>
+            <w:bookmarkEnd w:id="2"/>
           </w:p>
         </w:tc>
       </w:tr>
@@ -630,6 +680,7 @@
                 <w:lang w:val="vi-VN"/>
               </w:rPr>
             </w:pPr>
+            <w:bookmarkStart w:id="3" w:name="_Hlk210258875"/>
             <w:r>
               <w:rPr>
                 <w:rFonts w:ascii="Times New Roman" w:eastAsia="Times New Roman" w:hAnsi="Times New Roman" w:cs="Times New Roman"/>
@@ -646,6 +697,7 @@
               </w:rPr>
               <w:t>chủ</w:t>
             </w:r>
+            <w:bookmarkEnd w:id="3"/>
             <w:r>
               <w:rPr>
                 <w:rFonts w:ascii="Times New Roman" w:eastAsia="Times New Roman" w:hAnsi="Times New Roman" w:cs="Times New Roman"/>
@@ -808,6 +860,7 @@
                 <w:lang w:val="vi-VN"/>
               </w:rPr>
             </w:pPr>
+            <w:bookmarkStart w:id="4" w:name="_Hlk210258902"/>
             <w:r>
               <w:rPr>
                 <w:rFonts w:ascii="Times New Roman" w:eastAsia="Times New Roman" w:hAnsi="Times New Roman" w:cs="Times New Roman"/>
@@ -824,7 +877,17 @@
                 <w:szCs w:val="24"/>
                 <w:lang w:val="vi-VN"/>
               </w:rPr>
-              <w:t>khám.</w:t>
+              <w:t>khám</w:t>
+            </w:r>
+            <w:bookmarkEnd w:id="4"/>
+            <w:r>
+              <w:rPr>
+                <w:rFonts w:ascii="Times New Roman" w:eastAsia="Times New Roman" w:hAnsi="Times New Roman" w:cs="Times New Roman"/>
+                <w:sz w:val="24"/>
+                <w:szCs w:val="24"/>
+                <w:lang w:val="vi-VN"/>
+              </w:rPr>
+              <w:t>.</w:t>
             </w:r>
           </w:p>
         </w:tc>
@@ -987,6 +1050,7 @@
                 <w:lang w:val="vi-VN"/>
               </w:rPr>
             </w:pPr>
+            <w:bookmarkStart w:id="5" w:name="_Hlk210258910"/>
             <w:r>
               <w:rPr>
                 <w:rFonts w:ascii="Times New Roman" w:eastAsia="Times New Roman" w:hAnsi="Times New Roman" w:cs="Times New Roman"/>
@@ -1003,7 +1067,17 @@
                 <w:szCs w:val="24"/>
                 <w:lang w:val="vi-VN"/>
               </w:rPr>
-              <w:t>tuyến.</w:t>
+              <w:t>tuyến</w:t>
+            </w:r>
+            <w:bookmarkEnd w:id="5"/>
+            <w:r>
+              <w:rPr>
+                <w:rFonts w:ascii="Times New Roman" w:eastAsia="Times New Roman" w:hAnsi="Times New Roman" w:cs="Times New Roman"/>
+                <w:sz w:val="24"/>
+                <w:szCs w:val="24"/>
+                <w:lang w:val="vi-VN"/>
+              </w:rPr>
+              <w:t>.</w:t>
             </w:r>
           </w:p>
         </w:tc>
@@ -1164,6 +1238,7 @@
                 <w:lang w:val="vi-VN"/>
               </w:rPr>
             </w:pPr>
+            <w:bookmarkStart w:id="6" w:name="_Hlk210258920"/>
             <w:r>
               <w:rPr>
                 <w:rFonts w:ascii="Times New Roman" w:eastAsia="Times New Roman" w:hAnsi="Times New Roman" w:cs="Times New Roman"/>
@@ -1180,6 +1255,7 @@
               </w:rPr>
               <w:t>khoản</w:t>
             </w:r>
+            <w:bookmarkEnd w:id="6"/>
             <w:r>
               <w:rPr>
                 <w:rFonts w:ascii="Times New Roman" w:eastAsia="Times New Roman" w:hAnsi="Times New Roman" w:cs="Times New Roman"/>
@@ -1364,6 +1440,7 @@
                 <w:lang w:val="vi-VN"/>
               </w:rPr>
             </w:pPr>
+            <w:bookmarkStart w:id="7" w:name="_Hlk210258930"/>
             <w:r>
               <w:rPr>
                 <w:rFonts w:ascii="Times New Roman" w:eastAsia="Times New Roman" w:hAnsi="Times New Roman" w:cs="Times New Roman"/>
@@ -1380,7 +1457,17 @@
                 <w:szCs w:val="24"/>
                 <w:lang w:val="vi-VN"/>
               </w:rPr>
-              <w:t>khám.</w:t>
+              <w:t>khám</w:t>
+            </w:r>
+            <w:bookmarkEnd w:id="7"/>
+            <w:r>
+              <w:rPr>
+                <w:rFonts w:ascii="Times New Roman" w:eastAsia="Times New Roman" w:hAnsi="Times New Roman" w:cs="Times New Roman"/>
+                <w:sz w:val="24"/>
+                <w:szCs w:val="24"/>
+                <w:lang w:val="vi-VN"/>
+              </w:rPr>
+              <w:t>.</w:t>
             </w:r>
           </w:p>
         </w:tc>
@@ -1541,6 +1628,7 @@
                 <w:lang w:val="vi-VN"/>
               </w:rPr>
             </w:pPr>
+            <w:bookmarkStart w:id="8" w:name="_Hlk210258939"/>
             <w:r>
               <w:rPr>
                 <w:rFonts w:ascii="Times New Roman" w:eastAsia="Times New Roman" w:hAnsi="Times New Roman" w:cs="Times New Roman"/>
@@ -1557,7 +1645,17 @@
                 <w:szCs w:val="24"/>
                 <w:lang w:val="vi-VN"/>
               </w:rPr>
-              <w:t>sĩ.</w:t>
+              <w:t>sĩ</w:t>
+            </w:r>
+            <w:bookmarkEnd w:id="8"/>
+            <w:r>
+              <w:rPr>
+                <w:rFonts w:ascii="Times New Roman" w:eastAsia="Times New Roman" w:hAnsi="Times New Roman" w:cs="Times New Roman"/>
+                <w:sz w:val="24"/>
+                <w:szCs w:val="24"/>
+                <w:lang w:val="vi-VN"/>
+              </w:rPr>
+              <w:t>.</w:t>
             </w:r>
           </w:p>
         </w:tc>
@@ -1717,6 +1815,7 @@
                 <w:lang w:val="vi-VN"/>
               </w:rPr>
             </w:pPr>
+            <w:bookmarkStart w:id="9" w:name="_Hlk210258949"/>
             <w:r>
               <w:rPr>
                 <w:rFonts w:ascii="Times New Roman" w:eastAsia="Times New Roman" w:hAnsi="Times New Roman" w:cs="Times New Roman"/>
@@ -1733,7 +1832,17 @@
                 <w:szCs w:val="24"/>
                 <w:lang w:val="vi-VN"/>
               </w:rPr>
-              <w:t>khám.</w:t>
+              <w:t>khám</w:t>
+            </w:r>
+            <w:bookmarkEnd w:id="9"/>
+            <w:r>
+              <w:rPr>
+                <w:rFonts w:ascii="Times New Roman" w:eastAsia="Times New Roman" w:hAnsi="Times New Roman" w:cs="Times New Roman"/>
+                <w:sz w:val="24"/>
+                <w:szCs w:val="24"/>
+                <w:lang w:val="vi-VN"/>
+              </w:rPr>
+              <w:t>.</w:t>
             </w:r>
           </w:p>
         </w:tc>
@@ -2106,15 +2215,17 @@
                 <w:rFonts w:ascii="Times New Roman" w:eastAsia="Times New Roman" w:hAnsi="Times New Roman" w:cs="Times New Roman"/>
                 <w:sz w:val="24"/>
                 <w:szCs w:val="24"/>
-              </w:rPr>
-            </w:pPr>
-            <w:r>
-              <w:rPr>
-                <w:rFonts w:ascii="Times New Roman" w:eastAsia="Times New Roman" w:hAnsi="Times New Roman" w:cs="Times New Roman"/>
-                <w:sz w:val="24"/>
-                <w:szCs w:val="24"/>
-              </w:rPr>
-              <w:t>…</w:t>
+                <w:lang w:val="vi-VN"/>
+              </w:rPr>
+            </w:pPr>
+            <w:r>
+              <w:rPr>
+                <w:rFonts w:ascii="Times New Roman" w:eastAsia="Times New Roman" w:hAnsi="Times New Roman" w:cs="Times New Roman"/>
+                <w:sz w:val="24"/>
+                <w:szCs w:val="24"/>
+                <w:lang w:val="vi-VN"/>
+              </w:rPr>
+              <w:t>30/9/2025</w:t>
             </w:r>
           </w:p>
         </w:tc>
@@ -2139,7 +2250,7 @@
                 <w:sz w:val="24"/>
                 <w:szCs w:val="24"/>
               </w:rPr>
-              <w:t>…</w:t>
+              <w:t>Vanilla JavaScript + HTML5 + CSS3</w:t>
             </w:r>
           </w:p>
         </w:tc>
@@ -2177,16 +2288,7 @@
                 <w:szCs w:val="24"/>
                 <w:lang w:val="vi-VN"/>
               </w:rPr>
-              <w:t xml:space="preserve"> cho </w:t>
-            </w:r>
-            <w:r>
-              <w:rPr>
-                <w:rFonts w:ascii="Times New Roman" w:eastAsia="Times New Roman" w:hAnsi="Times New Roman" w:cs="Times New Roman"/>
-                <w:sz w:val="24"/>
-                <w:szCs w:val="24"/>
-                <w:lang w:val="vi-VN"/>
-              </w:rPr>
-              <w:t>Trang giới thiệu phòng khám</w:t>
+              <w:t xml:space="preserve"> cho Trang giới thiệu phòng khám</w:t>
             </w:r>
           </w:p>
         </w:tc>
@@ -2237,6 +2339,15 @@
                 <w:szCs w:val="24"/>
               </w:rPr>
             </w:pPr>
+            <w:r>
+              <w:rPr>
+                <w:rFonts w:ascii="Times New Roman" w:eastAsia="Times New Roman" w:hAnsi="Times New Roman" w:cs="Times New Roman"/>
+                <w:sz w:val="24"/>
+                <w:szCs w:val="24"/>
+                <w:lang w:val="vi-VN"/>
+              </w:rPr>
+              <w:t>30/9/2025</w:t>
+            </w:r>
           </w:p>
         </w:tc>
         <w:tc>
@@ -2253,6 +2364,14 @@
                 <w:szCs w:val="24"/>
               </w:rPr>
             </w:pPr>
+            <w:r>
+              <w:rPr>
+                <w:rFonts w:ascii="Times New Roman" w:eastAsia="Times New Roman" w:hAnsi="Times New Roman" w:cs="Times New Roman"/>
+                <w:sz w:val="24"/>
+                <w:szCs w:val="24"/>
+              </w:rPr>
+              <w:t>Vanilla JavaScript + HTML5 + CSS3</w:t>
+            </w:r>
           </w:p>
         </w:tc>
       </w:tr>
@@ -2289,16 +2408,7 @@
                 <w:szCs w:val="24"/>
                 <w:lang w:val="vi-VN"/>
               </w:rPr>
-              <w:t xml:space="preserve"> cho Trang </w:t>
-            </w:r>
-            <w:r>
-              <w:rPr>
-                <w:rFonts w:ascii="Times New Roman" w:eastAsia="Times New Roman" w:hAnsi="Times New Roman" w:cs="Times New Roman"/>
-                <w:sz w:val="24"/>
-                <w:szCs w:val="24"/>
-                <w:lang w:val="vi-VN"/>
-              </w:rPr>
-              <w:t>thông tin bác sĩ</w:t>
+              <w:t xml:space="preserve"> cho Trang thông tin bác sĩ</w:t>
             </w:r>
           </w:p>
         </w:tc>
@@ -2349,6 +2459,15 @@
                 <w:szCs w:val="24"/>
               </w:rPr>
             </w:pPr>
+            <w:r>
+              <w:rPr>
+                <w:rFonts w:ascii="Times New Roman" w:eastAsia="Times New Roman" w:hAnsi="Times New Roman" w:cs="Times New Roman"/>
+                <w:sz w:val="24"/>
+                <w:szCs w:val="24"/>
+                <w:lang w:val="vi-VN"/>
+              </w:rPr>
+              <w:t>30/9/2025</w:t>
+            </w:r>
           </w:p>
         </w:tc>
         <w:tc>
@@ -2365,6 +2484,14 @@
                 <w:szCs w:val="24"/>
               </w:rPr>
             </w:pPr>
+            <w:r>
+              <w:rPr>
+                <w:rFonts w:ascii="Times New Roman" w:eastAsia="Times New Roman" w:hAnsi="Times New Roman" w:cs="Times New Roman"/>
+                <w:sz w:val="24"/>
+                <w:szCs w:val="24"/>
+              </w:rPr>
+              <w:t>Vanilla JavaScript + HTML5 + CSS3</w:t>
+            </w:r>
           </w:p>
         </w:tc>
       </w:tr>
@@ -2401,16 +2528,7 @@
                 <w:szCs w:val="24"/>
                 <w:lang w:val="vi-VN"/>
               </w:rPr>
-              <w:t xml:space="preserve"> cho Trang </w:t>
-            </w:r>
-            <w:r>
-              <w:rPr>
-                <w:rFonts w:ascii="Times New Roman" w:eastAsia="Times New Roman" w:hAnsi="Times New Roman" w:cs="Times New Roman"/>
-                <w:sz w:val="24"/>
-                <w:szCs w:val="24"/>
-                <w:lang w:val="vi-VN"/>
-              </w:rPr>
-              <w:t>Chuyên khoa phòng khám</w:t>
+              <w:t xml:space="preserve"> cho Trang Chuyên khoa phòng khám</w:t>
             </w:r>
           </w:p>
         </w:tc>
@@ -2461,6 +2579,15 @@
                 <w:szCs w:val="24"/>
               </w:rPr>
             </w:pPr>
+            <w:r>
+              <w:rPr>
+                <w:rFonts w:ascii="Times New Roman" w:eastAsia="Times New Roman" w:hAnsi="Times New Roman" w:cs="Times New Roman"/>
+                <w:sz w:val="24"/>
+                <w:szCs w:val="24"/>
+                <w:lang w:val="vi-VN"/>
+              </w:rPr>
+              <w:t>30/9/2025</w:t>
+            </w:r>
           </w:p>
         </w:tc>
         <w:tc>
@@ -2477,6 +2604,14 @@
                 <w:szCs w:val="24"/>
               </w:rPr>
             </w:pPr>
+            <w:r>
+              <w:rPr>
+                <w:rFonts w:ascii="Times New Roman" w:eastAsia="Times New Roman" w:hAnsi="Times New Roman" w:cs="Times New Roman"/>
+                <w:sz w:val="24"/>
+                <w:szCs w:val="24"/>
+              </w:rPr>
+              <w:t>Vanilla JavaScript + HTML5 + CSS3</w:t>
+            </w:r>
           </w:p>
         </w:tc>
       </w:tr>
@@ -2513,16 +2648,7 @@
                 <w:szCs w:val="24"/>
                 <w:lang w:val="vi-VN"/>
               </w:rPr>
-              <w:t xml:space="preserve"> cho Trang </w:t>
-            </w:r>
-            <w:r>
-              <w:rPr>
-                <w:rFonts w:ascii="Times New Roman" w:eastAsia="Times New Roman" w:hAnsi="Times New Roman" w:cs="Times New Roman"/>
-                <w:sz w:val="24"/>
-                <w:szCs w:val="24"/>
-                <w:lang w:val="vi-VN"/>
-              </w:rPr>
-              <w:t>lịch sử khám</w:t>
+              <w:t xml:space="preserve"> cho Trang lịch sử khám</w:t>
             </w:r>
           </w:p>
         </w:tc>
@@ -2573,6 +2699,15 @@
                 <w:szCs w:val="24"/>
               </w:rPr>
             </w:pPr>
+            <w:r>
+              <w:rPr>
+                <w:rFonts w:ascii="Times New Roman" w:eastAsia="Times New Roman" w:hAnsi="Times New Roman" w:cs="Times New Roman"/>
+                <w:sz w:val="24"/>
+                <w:szCs w:val="24"/>
+                <w:lang w:val="vi-VN"/>
+              </w:rPr>
+              <w:t>30/9/2025</w:t>
+            </w:r>
           </w:p>
         </w:tc>
         <w:tc>
@@ -2589,6 +2724,14 @@
                 <w:szCs w:val="24"/>
               </w:rPr>
             </w:pPr>
+            <w:r>
+              <w:rPr>
+                <w:rFonts w:ascii="Times New Roman" w:eastAsia="Times New Roman" w:hAnsi="Times New Roman" w:cs="Times New Roman"/>
+                <w:sz w:val="24"/>
+                <w:szCs w:val="24"/>
+              </w:rPr>
+              <w:t>Vanilla JavaScript + HTML5 + CSS3</w:t>
+            </w:r>
           </w:p>
         </w:tc>
       </w:tr>
@@ -2625,16 +2768,7 @@
                 <w:szCs w:val="24"/>
                 <w:lang w:val="vi-VN"/>
               </w:rPr>
-              <w:t xml:space="preserve"> cho Trang </w:t>
-            </w:r>
-            <w:r>
-              <w:rPr>
-                <w:rFonts w:ascii="Times New Roman" w:eastAsia="Times New Roman" w:hAnsi="Times New Roman" w:cs="Times New Roman"/>
-                <w:sz w:val="24"/>
-                <w:szCs w:val="24"/>
-                <w:lang w:val="vi-VN"/>
-              </w:rPr>
-              <w:t>Đăng Ký/ Đăng Nhập</w:t>
+              <w:t xml:space="preserve"> cho Trang Đăng Ký/ Đăng Nhập</w:t>
             </w:r>
           </w:p>
         </w:tc>
@@ -2685,6 +2819,15 @@
                 <w:szCs w:val="24"/>
               </w:rPr>
             </w:pPr>
+            <w:r>
+              <w:rPr>
+                <w:rFonts w:ascii="Times New Roman" w:eastAsia="Times New Roman" w:hAnsi="Times New Roman" w:cs="Times New Roman"/>
+                <w:sz w:val="24"/>
+                <w:szCs w:val="24"/>
+                <w:lang w:val="vi-VN"/>
+              </w:rPr>
+              <w:t>30/9/2025</w:t>
+            </w:r>
           </w:p>
         </w:tc>
         <w:tc>
@@ -2701,6 +2844,14 @@
                 <w:szCs w:val="24"/>
               </w:rPr>
             </w:pPr>
+            <w:r>
+              <w:rPr>
+                <w:rFonts w:ascii="Times New Roman" w:eastAsia="Times New Roman" w:hAnsi="Times New Roman" w:cs="Times New Roman"/>
+                <w:sz w:val="24"/>
+                <w:szCs w:val="24"/>
+              </w:rPr>
+              <w:t>Vanilla JavaScript + HTML5 + CSS3</w:t>
+            </w:r>
           </w:p>
         </w:tc>
       </w:tr>
@@ -2737,16 +2888,7 @@
                 <w:szCs w:val="24"/>
                 <w:lang w:val="vi-VN"/>
               </w:rPr>
-              <w:t xml:space="preserve"> cho Trang </w:t>
-            </w:r>
-            <w:r>
-              <w:rPr>
-                <w:rFonts w:ascii="Times New Roman" w:eastAsia="Times New Roman" w:hAnsi="Times New Roman" w:cs="Times New Roman"/>
-                <w:sz w:val="24"/>
-                <w:szCs w:val="24"/>
-                <w:lang w:val="vi-VN"/>
-              </w:rPr>
-              <w:t>Đăng ký lịch khám</w:t>
+              <w:t xml:space="preserve"> cho Trang Đăng ký lịch khám</w:t>
             </w:r>
           </w:p>
         </w:tc>
@@ -2797,6 +2939,15 @@
                 <w:szCs w:val="24"/>
               </w:rPr>
             </w:pPr>
+            <w:r>
+              <w:rPr>
+                <w:rFonts w:ascii="Times New Roman" w:eastAsia="Times New Roman" w:hAnsi="Times New Roman" w:cs="Times New Roman"/>
+                <w:sz w:val="24"/>
+                <w:szCs w:val="24"/>
+                <w:lang w:val="vi-VN"/>
+              </w:rPr>
+              <w:t>30/9/2025</w:t>
+            </w:r>
           </w:p>
         </w:tc>
         <w:tc>
@@ -2813,6 +2964,14 @@
                 <w:szCs w:val="24"/>
               </w:rPr>
             </w:pPr>
+            <w:r>
+              <w:rPr>
+                <w:rFonts w:ascii="Times New Roman" w:eastAsia="Times New Roman" w:hAnsi="Times New Roman" w:cs="Times New Roman"/>
+                <w:sz w:val="24"/>
+                <w:szCs w:val="24"/>
+              </w:rPr>
+              <w:t>Vanilla JavaScript + HTML5 + CSS3</w:t>
+            </w:r>
           </w:p>
         </w:tc>
       </w:tr>
@@ -2851,7 +3010,16 @@
                 <w:szCs w:val="24"/>
                 <w:lang w:val="vi-VN"/>
               </w:rPr>
-              <w:t xml:space="preserve"> quan đến tạo tài khoản</w:t>
+              <w:t xml:space="preserve"> quan đến </w:t>
+            </w:r>
+            <w:r>
+              <w:rPr>
+                <w:rFonts w:ascii="Times New Roman" w:eastAsia="Times New Roman" w:hAnsi="Times New Roman" w:cs="Times New Roman"/>
+                <w:sz w:val="24"/>
+                <w:szCs w:val="24"/>
+                <w:lang w:val="vi-VN"/>
+              </w:rPr>
+              <w:t>Đăng ký</w:t>
             </w:r>
           </w:p>
         </w:tc>
@@ -2910,8 +3078,9 @@
                 <w:rFonts w:ascii="Times New Roman" w:eastAsia="Times New Roman" w:hAnsi="Times New Roman" w:cs="Times New Roman"/>
                 <w:sz w:val="24"/>
                 <w:szCs w:val="24"/>
-              </w:rPr>
-              <w:t>…</w:t>
+                <w:lang w:val="vi-VN"/>
+              </w:rPr>
+              <w:t>30/9/2025</w:t>
             </w:r>
           </w:p>
         </w:tc>
@@ -2936,7 +3105,622 @@
                 <w:sz w:val="24"/>
                 <w:szCs w:val="24"/>
               </w:rPr>
-              <w:t>…</w:t>
+              <w:t>ASP.NET Core Web API (C#)</w:t>
+            </w:r>
+          </w:p>
+        </w:tc>
+      </w:tr>
+      <w:tr>
+        <w:trPr>
+          <w:tblCellSpacing w:w="15" w:type="dxa"/>
+        </w:trPr>
+        <w:tc>
+          <w:tcPr>
+            <w:tcW w:w="1935" w:type="dxa"/>
+            <w:vAlign w:val="center"/>
+          </w:tcPr>
+          <w:p>
+            <w:pPr>
+              <w:spacing w:after="0" w:line="240" w:lineRule="auto"/>
+              <w:rPr>
+                <w:rFonts w:ascii="Times New Roman" w:eastAsia="Times New Roman" w:hAnsi="Times New Roman" w:cs="Times New Roman"/>
+                <w:sz w:val="24"/>
+                <w:szCs w:val="24"/>
+                <w:lang w:val="vi-VN"/>
+              </w:rPr>
+            </w:pPr>
+            <w:r>
+              <w:rPr>
+                <w:rFonts w:ascii="Times New Roman" w:eastAsia="Times New Roman" w:hAnsi="Times New Roman" w:cs="Times New Roman"/>
+                <w:sz w:val="24"/>
+                <w:szCs w:val="24"/>
+              </w:rPr>
+              <w:t>Viết</w:t>
+            </w:r>
+            <w:r>
+              <w:rPr>
+                <w:rFonts w:ascii="Times New Roman" w:eastAsia="Times New Roman" w:hAnsi="Times New Roman" w:cs="Times New Roman"/>
+                <w:sz w:val="24"/>
+                <w:szCs w:val="24"/>
+                <w:lang w:val="vi-VN"/>
+              </w:rPr>
+              <w:t xml:space="preserve"> API liên quan đến Đăng nhập</w:t>
+            </w:r>
+          </w:p>
+        </w:tc>
+        <w:tc>
+          <w:tcPr>
+            <w:tcW w:w="2663" w:type="dxa"/>
+            <w:vAlign w:val="center"/>
+          </w:tcPr>
+          <w:p>
+            <w:pPr>
+              <w:spacing w:after="0" w:line="240" w:lineRule="auto"/>
+              <w:rPr>
+                <w:rFonts w:ascii="Times New Roman" w:eastAsia="Times New Roman" w:hAnsi="Times New Roman" w:cs="Times New Roman"/>
+                <w:sz w:val="24"/>
+                <w:szCs w:val="24"/>
+                <w:lang w:val="vi-VN"/>
+              </w:rPr>
+            </w:pPr>
+            <w:r>
+              <w:rPr>
+                <w:rFonts w:ascii="Times New Roman" w:eastAsia="Times New Roman" w:hAnsi="Times New Roman" w:cs="Times New Roman"/>
+                <w:sz w:val="24"/>
+                <w:szCs w:val="24"/>
+              </w:rPr>
+              <w:t>Quốc</w:t>
+            </w:r>
+            <w:r>
+              <w:rPr>
+                <w:rFonts w:ascii="Times New Roman" w:eastAsia="Times New Roman" w:hAnsi="Times New Roman" w:cs="Times New Roman"/>
+                <w:sz w:val="24"/>
+                <w:szCs w:val="24"/>
+                <w:lang w:val="vi-VN"/>
+              </w:rPr>
+              <w:t xml:space="preserve"> Hưng</w:t>
+            </w:r>
+          </w:p>
+        </w:tc>
+        <w:tc>
+          <w:tcPr>
+            <w:tcW w:w="1388" w:type="dxa"/>
+            <w:vAlign w:val="center"/>
+          </w:tcPr>
+          <w:p>
+            <w:pPr>
+              <w:spacing w:after="0" w:line="240" w:lineRule="auto"/>
+              <w:rPr>
+                <w:rFonts w:ascii="Times New Roman" w:eastAsia="Times New Roman" w:hAnsi="Times New Roman" w:cs="Times New Roman"/>
+                <w:sz w:val="24"/>
+                <w:szCs w:val="24"/>
+                <w:lang w:val="vi-VN"/>
+              </w:rPr>
+            </w:pPr>
+            <w:r>
+              <w:rPr>
+                <w:rFonts w:ascii="Times New Roman" w:eastAsia="Times New Roman" w:hAnsi="Times New Roman" w:cs="Times New Roman"/>
+                <w:sz w:val="24"/>
+                <w:szCs w:val="24"/>
+                <w:lang w:val="vi-VN"/>
+              </w:rPr>
+              <w:t>30/9/2025</w:t>
+            </w:r>
+          </w:p>
+        </w:tc>
+        <w:tc>
+          <w:tcPr>
+            <w:tcW w:w="2790" w:type="dxa"/>
+            <w:vAlign w:val="center"/>
+          </w:tcPr>
+          <w:p>
+            <w:pPr>
+              <w:spacing w:after="0" w:line="240" w:lineRule="auto"/>
+              <w:rPr>
+                <w:rFonts w:ascii="Times New Roman" w:eastAsia="Times New Roman" w:hAnsi="Times New Roman" w:cs="Times New Roman"/>
+                <w:sz w:val="24"/>
+                <w:szCs w:val="24"/>
+              </w:rPr>
+            </w:pPr>
+            <w:r>
+              <w:rPr>
+                <w:rFonts w:ascii="Times New Roman" w:eastAsia="Times New Roman" w:hAnsi="Times New Roman" w:cs="Times New Roman"/>
+                <w:sz w:val="24"/>
+                <w:szCs w:val="24"/>
+              </w:rPr>
+              <w:t>ASP.NET Core Web API (C#)</w:t>
+            </w:r>
+          </w:p>
+        </w:tc>
+      </w:tr>
+      <w:tr>
+        <w:trPr>
+          <w:tblCellSpacing w:w="15" w:type="dxa"/>
+        </w:trPr>
+        <w:tc>
+          <w:tcPr>
+            <w:tcW w:w="1935" w:type="dxa"/>
+            <w:vAlign w:val="center"/>
+          </w:tcPr>
+          <w:p>
+            <w:pPr>
+              <w:spacing w:after="0" w:line="240" w:lineRule="auto"/>
+              <w:rPr>
+                <w:rFonts w:ascii="Times New Roman" w:eastAsia="Times New Roman" w:hAnsi="Times New Roman" w:cs="Times New Roman"/>
+                <w:sz w:val="24"/>
+                <w:szCs w:val="24"/>
+                <w:lang w:val="vi-VN"/>
+              </w:rPr>
+            </w:pPr>
+            <w:r>
+              <w:rPr>
+                <w:rFonts w:ascii="Times New Roman" w:eastAsia="Times New Roman" w:hAnsi="Times New Roman" w:cs="Times New Roman"/>
+                <w:sz w:val="24"/>
+                <w:szCs w:val="24"/>
+              </w:rPr>
+              <w:t>Viết</w:t>
+            </w:r>
+            <w:r>
+              <w:rPr>
+                <w:rFonts w:ascii="Times New Roman" w:eastAsia="Times New Roman" w:hAnsi="Times New Roman" w:cs="Times New Roman"/>
+                <w:sz w:val="24"/>
+                <w:szCs w:val="24"/>
+                <w:lang w:val="vi-VN"/>
+              </w:rPr>
+              <w:t xml:space="preserve"> API liên quan đến load dữ liệu danh sách bác sĩ</w:t>
+            </w:r>
+          </w:p>
+        </w:tc>
+        <w:tc>
+          <w:tcPr>
+            <w:tcW w:w="2663" w:type="dxa"/>
+            <w:vAlign w:val="center"/>
+          </w:tcPr>
+          <w:p>
+            <w:pPr>
+              <w:spacing w:after="0" w:line="240" w:lineRule="auto"/>
+              <w:rPr>
+                <w:rFonts w:ascii="Times New Roman" w:eastAsia="Times New Roman" w:hAnsi="Times New Roman" w:cs="Times New Roman"/>
+                <w:sz w:val="24"/>
+                <w:szCs w:val="24"/>
+                <w:lang w:val="vi-VN"/>
+              </w:rPr>
+            </w:pPr>
+            <w:r>
+              <w:rPr>
+                <w:rFonts w:ascii="Times New Roman" w:eastAsia="Times New Roman" w:hAnsi="Times New Roman" w:cs="Times New Roman"/>
+                <w:sz w:val="24"/>
+                <w:szCs w:val="24"/>
+              </w:rPr>
+              <w:t>Quốc</w:t>
+            </w:r>
+            <w:r>
+              <w:rPr>
+                <w:rFonts w:ascii="Times New Roman" w:eastAsia="Times New Roman" w:hAnsi="Times New Roman" w:cs="Times New Roman"/>
+                <w:sz w:val="24"/>
+                <w:szCs w:val="24"/>
+                <w:lang w:val="vi-VN"/>
+              </w:rPr>
+              <w:t xml:space="preserve"> Hưng</w:t>
+            </w:r>
+          </w:p>
+        </w:tc>
+        <w:tc>
+          <w:tcPr>
+            <w:tcW w:w="1388" w:type="dxa"/>
+            <w:vAlign w:val="center"/>
+          </w:tcPr>
+          <w:p>
+            <w:pPr>
+              <w:spacing w:after="0" w:line="240" w:lineRule="auto"/>
+              <w:rPr>
+                <w:rFonts w:ascii="Times New Roman" w:eastAsia="Times New Roman" w:hAnsi="Times New Roman" w:cs="Times New Roman"/>
+                <w:sz w:val="24"/>
+                <w:szCs w:val="24"/>
+                <w:lang w:val="vi-VN"/>
+              </w:rPr>
+            </w:pPr>
+            <w:r>
+              <w:rPr>
+                <w:rFonts w:ascii="Times New Roman" w:eastAsia="Times New Roman" w:hAnsi="Times New Roman" w:cs="Times New Roman"/>
+                <w:sz w:val="24"/>
+                <w:szCs w:val="24"/>
+                <w:lang w:val="vi-VN"/>
+              </w:rPr>
+              <w:t>30/9/2025</w:t>
+            </w:r>
+          </w:p>
+        </w:tc>
+        <w:tc>
+          <w:tcPr>
+            <w:tcW w:w="2790" w:type="dxa"/>
+            <w:vAlign w:val="center"/>
+          </w:tcPr>
+          <w:p>
+            <w:pPr>
+              <w:spacing w:after="0" w:line="240" w:lineRule="auto"/>
+              <w:rPr>
+                <w:rFonts w:ascii="Times New Roman" w:eastAsia="Times New Roman" w:hAnsi="Times New Roman" w:cs="Times New Roman"/>
+                <w:sz w:val="24"/>
+                <w:szCs w:val="24"/>
+              </w:rPr>
+            </w:pPr>
+            <w:r>
+              <w:rPr>
+                <w:rFonts w:ascii="Times New Roman" w:eastAsia="Times New Roman" w:hAnsi="Times New Roman" w:cs="Times New Roman"/>
+                <w:sz w:val="24"/>
+                <w:szCs w:val="24"/>
+              </w:rPr>
+              <w:t>ASP.NET Core Web API (C#)</w:t>
+            </w:r>
+          </w:p>
+        </w:tc>
+      </w:tr>
+      <w:tr>
+        <w:trPr>
+          <w:tblCellSpacing w:w="15" w:type="dxa"/>
+        </w:trPr>
+        <w:tc>
+          <w:tcPr>
+            <w:tcW w:w="1935" w:type="dxa"/>
+            <w:vAlign w:val="center"/>
+          </w:tcPr>
+          <w:p>
+            <w:pPr>
+              <w:spacing w:after="0" w:line="240" w:lineRule="auto"/>
+              <w:rPr>
+                <w:rFonts w:ascii="Times New Roman" w:eastAsia="Times New Roman" w:hAnsi="Times New Roman" w:cs="Times New Roman"/>
+                <w:sz w:val="24"/>
+                <w:szCs w:val="24"/>
+                <w:lang w:val="vi-VN"/>
+              </w:rPr>
+            </w:pPr>
+            <w:r>
+              <w:rPr>
+                <w:rFonts w:ascii="Times New Roman" w:eastAsia="Times New Roman" w:hAnsi="Times New Roman" w:cs="Times New Roman"/>
+                <w:sz w:val="24"/>
+                <w:szCs w:val="24"/>
+              </w:rPr>
+              <w:t>Viết</w:t>
+            </w:r>
+            <w:r>
+              <w:rPr>
+                <w:rFonts w:ascii="Times New Roman" w:eastAsia="Times New Roman" w:hAnsi="Times New Roman" w:cs="Times New Roman"/>
+                <w:sz w:val="24"/>
+                <w:szCs w:val="24"/>
+                <w:lang w:val="vi-VN"/>
+              </w:rPr>
+              <w:t xml:space="preserve"> API liên quan đến load dữ liệu danh sách chuyên khoa</w:t>
+            </w:r>
+          </w:p>
+        </w:tc>
+        <w:tc>
+          <w:tcPr>
+            <w:tcW w:w="2663" w:type="dxa"/>
+            <w:vAlign w:val="center"/>
+          </w:tcPr>
+          <w:p>
+            <w:pPr>
+              <w:spacing w:after="0" w:line="240" w:lineRule="auto"/>
+              <w:rPr>
+                <w:rFonts w:ascii="Times New Roman" w:eastAsia="Times New Roman" w:hAnsi="Times New Roman" w:cs="Times New Roman"/>
+                <w:sz w:val="24"/>
+                <w:szCs w:val="24"/>
+                <w:lang w:val="vi-VN"/>
+              </w:rPr>
+            </w:pPr>
+            <w:r>
+              <w:rPr>
+                <w:rFonts w:ascii="Times New Roman" w:eastAsia="Times New Roman" w:hAnsi="Times New Roman" w:cs="Times New Roman"/>
+                <w:sz w:val="24"/>
+                <w:szCs w:val="24"/>
+              </w:rPr>
+              <w:t>Quốc</w:t>
+            </w:r>
+            <w:r>
+              <w:rPr>
+                <w:rFonts w:ascii="Times New Roman" w:eastAsia="Times New Roman" w:hAnsi="Times New Roman" w:cs="Times New Roman"/>
+                <w:sz w:val="24"/>
+                <w:szCs w:val="24"/>
+                <w:lang w:val="vi-VN"/>
+              </w:rPr>
+              <w:t xml:space="preserve"> Hưng</w:t>
+            </w:r>
+          </w:p>
+        </w:tc>
+        <w:tc>
+          <w:tcPr>
+            <w:tcW w:w="1388" w:type="dxa"/>
+            <w:vAlign w:val="center"/>
+          </w:tcPr>
+          <w:p>
+            <w:pPr>
+              <w:spacing w:after="0" w:line="240" w:lineRule="auto"/>
+              <w:rPr>
+                <w:rFonts w:ascii="Times New Roman" w:eastAsia="Times New Roman" w:hAnsi="Times New Roman" w:cs="Times New Roman"/>
+                <w:sz w:val="24"/>
+                <w:szCs w:val="24"/>
+                <w:lang w:val="vi-VN"/>
+              </w:rPr>
+            </w:pPr>
+            <w:r>
+              <w:rPr>
+                <w:rFonts w:ascii="Times New Roman" w:eastAsia="Times New Roman" w:hAnsi="Times New Roman" w:cs="Times New Roman"/>
+                <w:sz w:val="24"/>
+                <w:szCs w:val="24"/>
+                <w:lang w:val="vi-VN"/>
+              </w:rPr>
+              <w:t>30/9/2025</w:t>
+            </w:r>
+          </w:p>
+        </w:tc>
+        <w:tc>
+          <w:tcPr>
+            <w:tcW w:w="2790" w:type="dxa"/>
+            <w:vAlign w:val="center"/>
+          </w:tcPr>
+          <w:p>
+            <w:pPr>
+              <w:spacing w:after="0" w:line="240" w:lineRule="auto"/>
+              <w:rPr>
+                <w:rFonts w:ascii="Times New Roman" w:eastAsia="Times New Roman" w:hAnsi="Times New Roman" w:cs="Times New Roman"/>
+                <w:sz w:val="24"/>
+                <w:szCs w:val="24"/>
+              </w:rPr>
+            </w:pPr>
+            <w:r>
+              <w:rPr>
+                <w:rFonts w:ascii="Times New Roman" w:eastAsia="Times New Roman" w:hAnsi="Times New Roman" w:cs="Times New Roman"/>
+                <w:sz w:val="24"/>
+                <w:szCs w:val="24"/>
+              </w:rPr>
+              <w:t>ASP.NET Core Web API (C#)</w:t>
+            </w:r>
+          </w:p>
+        </w:tc>
+      </w:tr>
+      <w:tr>
+        <w:trPr>
+          <w:tblCellSpacing w:w="15" w:type="dxa"/>
+        </w:trPr>
+        <w:tc>
+          <w:tcPr>
+            <w:tcW w:w="1935" w:type="dxa"/>
+            <w:vAlign w:val="center"/>
+          </w:tcPr>
+          <w:p>
+            <w:pPr>
+              <w:spacing w:after="0" w:line="240" w:lineRule="auto"/>
+              <w:rPr>
+                <w:rFonts w:ascii="Times New Roman" w:eastAsia="Times New Roman" w:hAnsi="Times New Roman" w:cs="Times New Roman"/>
+                <w:sz w:val="24"/>
+                <w:szCs w:val="24"/>
+                <w:lang w:val="vi-VN"/>
+              </w:rPr>
+            </w:pPr>
+            <w:r>
+              <w:rPr>
+                <w:rFonts w:ascii="Times New Roman" w:eastAsia="Times New Roman" w:hAnsi="Times New Roman" w:cs="Times New Roman"/>
+                <w:sz w:val="24"/>
+                <w:szCs w:val="24"/>
+              </w:rPr>
+              <w:t>Viết</w:t>
+            </w:r>
+            <w:r>
+              <w:rPr>
+                <w:rFonts w:ascii="Times New Roman" w:eastAsia="Times New Roman" w:hAnsi="Times New Roman" w:cs="Times New Roman"/>
+                <w:sz w:val="24"/>
+                <w:szCs w:val="24"/>
+                <w:lang w:val="vi-VN"/>
+              </w:rPr>
+              <w:t xml:space="preserve"> API liên quan đến xử lý dữ liệu đăng ký lịch khám</w:t>
+            </w:r>
+          </w:p>
+        </w:tc>
+        <w:tc>
+          <w:tcPr>
+            <w:tcW w:w="2663" w:type="dxa"/>
+            <w:vAlign w:val="center"/>
+          </w:tcPr>
+          <w:p>
+            <w:pPr>
+              <w:spacing w:after="0" w:line="240" w:lineRule="auto"/>
+              <w:rPr>
+                <w:rFonts w:ascii="Times New Roman" w:eastAsia="Times New Roman" w:hAnsi="Times New Roman" w:cs="Times New Roman"/>
+                <w:sz w:val="24"/>
+                <w:szCs w:val="24"/>
+                <w:lang w:val="vi-VN"/>
+              </w:rPr>
+            </w:pPr>
+            <w:r>
+              <w:rPr>
+                <w:rFonts w:ascii="Times New Roman" w:eastAsia="Times New Roman" w:hAnsi="Times New Roman" w:cs="Times New Roman"/>
+                <w:sz w:val="24"/>
+                <w:szCs w:val="24"/>
+              </w:rPr>
+              <w:t>Quốc</w:t>
+            </w:r>
+            <w:r>
+              <w:rPr>
+                <w:rFonts w:ascii="Times New Roman" w:eastAsia="Times New Roman" w:hAnsi="Times New Roman" w:cs="Times New Roman"/>
+                <w:sz w:val="24"/>
+                <w:szCs w:val="24"/>
+                <w:lang w:val="vi-VN"/>
+              </w:rPr>
+              <w:t xml:space="preserve"> Hưng</w:t>
+            </w:r>
+          </w:p>
+        </w:tc>
+        <w:tc>
+          <w:tcPr>
+            <w:tcW w:w="1388" w:type="dxa"/>
+            <w:vAlign w:val="center"/>
+          </w:tcPr>
+          <w:p>
+            <w:pPr>
+              <w:spacing w:after="0" w:line="240" w:lineRule="auto"/>
+              <w:rPr>
+                <w:rFonts w:ascii="Times New Roman" w:eastAsia="Times New Roman" w:hAnsi="Times New Roman" w:cs="Times New Roman"/>
+                <w:sz w:val="24"/>
+                <w:szCs w:val="24"/>
+                <w:lang w:val="vi-VN"/>
+              </w:rPr>
+            </w:pPr>
+            <w:r>
+              <w:rPr>
+                <w:rFonts w:ascii="Times New Roman" w:eastAsia="Times New Roman" w:hAnsi="Times New Roman" w:cs="Times New Roman"/>
+                <w:sz w:val="24"/>
+                <w:szCs w:val="24"/>
+                <w:lang w:val="vi-VN"/>
+              </w:rPr>
+              <w:t>30/9/2025</w:t>
+            </w:r>
+          </w:p>
+        </w:tc>
+        <w:tc>
+          <w:tcPr>
+            <w:tcW w:w="2790" w:type="dxa"/>
+            <w:vAlign w:val="center"/>
+          </w:tcPr>
+          <w:p>
+            <w:pPr>
+              <w:spacing w:after="0" w:line="240" w:lineRule="auto"/>
+              <w:rPr>
+                <w:rFonts w:ascii="Times New Roman" w:eastAsia="Times New Roman" w:hAnsi="Times New Roman" w:cs="Times New Roman"/>
+                <w:sz w:val="24"/>
+                <w:szCs w:val="24"/>
+              </w:rPr>
+            </w:pPr>
+            <w:r>
+              <w:rPr>
+                <w:rFonts w:ascii="Times New Roman" w:eastAsia="Times New Roman" w:hAnsi="Times New Roman" w:cs="Times New Roman"/>
+                <w:sz w:val="24"/>
+                <w:szCs w:val="24"/>
+              </w:rPr>
+              <w:t>ASP.NET Core Web API (C#)</w:t>
+            </w:r>
+          </w:p>
+        </w:tc>
+      </w:tr>
+      <w:tr>
+        <w:trPr>
+          <w:tblCellSpacing w:w="15" w:type="dxa"/>
+        </w:trPr>
+        <w:tc>
+          <w:tcPr>
+            <w:tcW w:w="1935" w:type="dxa"/>
+            <w:vAlign w:val="center"/>
+          </w:tcPr>
+          <w:p>
+            <w:pPr>
+              <w:spacing w:after="0" w:line="240" w:lineRule="auto"/>
+              <w:rPr>
+                <w:rFonts w:ascii="Times New Roman" w:eastAsia="Times New Roman" w:hAnsi="Times New Roman" w:cs="Times New Roman"/>
+                <w:sz w:val="24"/>
+                <w:szCs w:val="24"/>
+                <w:lang w:val="vi-VN"/>
+              </w:rPr>
+            </w:pPr>
+            <w:r>
+              <w:rPr>
+                <w:rFonts w:ascii="Times New Roman" w:eastAsia="Times New Roman" w:hAnsi="Times New Roman" w:cs="Times New Roman"/>
+                <w:sz w:val="24"/>
+                <w:szCs w:val="24"/>
+              </w:rPr>
+              <w:t>Thiết</w:t>
+            </w:r>
+            <w:r>
+              <w:rPr>
+                <w:rFonts w:ascii="Times New Roman" w:eastAsia="Times New Roman" w:hAnsi="Times New Roman" w:cs="Times New Roman"/>
+                <w:sz w:val="24"/>
+                <w:szCs w:val="24"/>
+                <w:lang w:val="vi-VN"/>
+              </w:rPr>
+              <w:t xml:space="preserve"> kế Database cho Project</w:t>
+            </w:r>
+          </w:p>
+        </w:tc>
+        <w:tc>
+          <w:tcPr>
+            <w:tcW w:w="2663" w:type="dxa"/>
+            <w:vAlign w:val="center"/>
+          </w:tcPr>
+          <w:p>
+            <w:pPr>
+              <w:spacing w:after="0" w:line="240" w:lineRule="auto"/>
+              <w:rPr>
+                <w:rFonts w:ascii="Times New Roman" w:eastAsia="Times New Roman" w:hAnsi="Times New Roman" w:cs="Times New Roman"/>
+                <w:sz w:val="24"/>
+                <w:szCs w:val="24"/>
+                <w:lang w:val="vi-VN"/>
+              </w:rPr>
+            </w:pPr>
+            <w:r>
+              <w:rPr>
+                <w:rFonts w:ascii="Times New Roman" w:eastAsia="Times New Roman" w:hAnsi="Times New Roman" w:cs="Times New Roman"/>
+                <w:sz w:val="24"/>
+                <w:szCs w:val="24"/>
+              </w:rPr>
+              <w:t>Quốc</w:t>
+            </w:r>
+            <w:r>
+              <w:rPr>
+                <w:rFonts w:ascii="Times New Roman" w:eastAsia="Times New Roman" w:hAnsi="Times New Roman" w:cs="Times New Roman"/>
+                <w:sz w:val="24"/>
+                <w:szCs w:val="24"/>
+                <w:lang w:val="vi-VN"/>
+              </w:rPr>
+              <w:t xml:space="preserve"> Hưng</w:t>
+            </w:r>
+          </w:p>
+        </w:tc>
+        <w:tc>
+          <w:tcPr>
+            <w:tcW w:w="1388" w:type="dxa"/>
+            <w:vAlign w:val="center"/>
+          </w:tcPr>
+          <w:p>
+            <w:pPr>
+              <w:spacing w:after="0" w:line="240" w:lineRule="auto"/>
+              <w:rPr>
+                <w:rFonts w:ascii="Times New Roman" w:eastAsia="Times New Roman" w:hAnsi="Times New Roman" w:cs="Times New Roman"/>
+                <w:sz w:val="24"/>
+                <w:szCs w:val="24"/>
+                <w:lang w:val="vi-VN"/>
+              </w:rPr>
+            </w:pPr>
+            <w:r>
+              <w:rPr>
+                <w:rFonts w:ascii="Times New Roman" w:eastAsia="Times New Roman" w:hAnsi="Times New Roman" w:cs="Times New Roman"/>
+                <w:sz w:val="24"/>
+                <w:szCs w:val="24"/>
+                <w:lang w:val="vi-VN"/>
+              </w:rPr>
+              <w:t>30/9/2025</w:t>
+            </w:r>
+          </w:p>
+        </w:tc>
+        <w:tc>
+          <w:tcPr>
+            <w:tcW w:w="2790" w:type="dxa"/>
+            <w:vAlign w:val="center"/>
+          </w:tcPr>
+          <w:p>
+            <w:pPr>
+              <w:spacing w:after="0" w:line="240" w:lineRule="auto"/>
+              <w:rPr>
+                <w:rFonts w:ascii="Times New Roman" w:eastAsia="Times New Roman" w:hAnsi="Times New Roman" w:cs="Times New Roman"/>
+                <w:sz w:val="24"/>
+                <w:szCs w:val="24"/>
+              </w:rPr>
+            </w:pPr>
+            <w:r>
+              <w:rPr>
+                <w:rFonts w:ascii="Times New Roman" w:eastAsia="Times New Roman" w:hAnsi="Times New Roman" w:cs="Times New Roman"/>
+                <w:sz w:val="24"/>
+                <w:szCs w:val="24"/>
+              </w:rPr>
+              <w:t>SQL Server</w:t>
             </w:r>
           </w:p>
         </w:tc>
@@ -3056,6 +3840,7 @@
           <w:sz w:val="27"/>
           <w:szCs w:val="27"/>
         </w:rPr>
+        <w:lastRenderedPageBreak/>
         <w:t>5. Sprint Planning Update (nếu là version cập nhật cho sprint cũ)</w:t>
       </w:r>
     </w:p>
